--- a/reports-docx/SEO ТЗ - Витали.docx
+++ b/reports-docx/SEO ТЗ - Витали.docx
@@ -41,33 +41,7 @@
         <w:pStyle w:val="Heading1"/>
       </w:pPr>
       <w:r>
-        <w:t>Задача</w:t>
-      </w:r>
-    </w:p>
-    <w:p>
-      <w:r>
-        <w:t>Задача: проверить проекты из таблицы доступов, найти SEO-проблемы, исправить безопасные пункты в CMS и подготовить ТЗ на оставшиеся правки.</w:t>
-      </w:r>
-    </w:p>
-    <w:p>
-      <w:pPr>
-        <w:pStyle w:val="Heading1"/>
-      </w:pPr>
-      <w:r>
-        <w:t>Откуда взяты данные</w:t>
-      </w:r>
-    </w:p>
-    <w:p>
-      <w:r>
-        <w:t>Данные: таблица доступов Google Sheets, таблица SEO-материалов/курсов, публичная проверка сайтов, доступные CMS-админки, результаты проверки через браузер и curl. Яндекс.Вебмастер напрямую не проверен: был нужен вход в Яндекс ID.</w:t>
-      </w:r>
-    </w:p>
-    <w:p>
-      <w:pPr>
-        <w:pStyle w:val="Heading1"/>
-      </w:pPr>
-      <w:r>
-        <w:t>Что сделано</w:t>
+        <w:t>Сделано</w:t>
       </w:r>
     </w:p>
     <w:p>
@@ -107,466 +81,175 @@
         <w:pStyle w:val="Heading1"/>
       </w:pPr>
       <w:r>
-        <w:t>Факты проверки</w:t>
+        <w:t>Что нужно сделать</w:t>
       </w:r>
     </w:p>
     <w:p>
       <w:pPr>
-        <w:pStyle w:val="ListBullet"/>
+        <w:spacing w:before="160" w:after="40"/>
       </w:pPr>
       <w:r>
-        <w:t>/products/39 и /products/39/ отдают 200 OK.</w:t>
+        <w:rPr>
+          <w:b/>
+          <w:sz w:val="22"/>
+        </w:rPr>
+        <w:t>P1. Склеить слэш/без слэша</w:t>
       </w:r>
     </w:p>
     <w:p>
       <w:pPr>
-        <w:pStyle w:val="ListBullet"/>
+        <w:spacing w:after="40"/>
+        <w:ind w:left="360"/>
       </w:pPr>
       <w:r>
-        <w:t>/products/39?p=1 отдает дубль с 200 OK.</w:t>
+        <w:rPr>
+          <w:b/>
+        </w:rPr>
+        <w:t xml:space="preserve">Что сделать: </w:t>
+      </w:r>
+      <w:r>
+        <w:t>Выбрать формат из sitemap и настроить 301 для /catalog, /catalog/vitalgar, /products/39 и аналогичных URL.</w:t>
       </w:r>
     </w:p>
     <w:p>
       <w:pPr>
-        <w:pStyle w:val="ListBullet"/>
+        <w:spacing w:after="120"/>
+        <w:ind w:left="360"/>
       </w:pPr>
       <w:r>
-        <w:t>Редактор раздела 39 не содержит SEO-полей.</w:t>
+        <w:rPr>
+          <w:b/>
+        </w:rPr>
+        <w:t xml:space="preserve">Зачем: </w:t>
+      </w:r>
+      <w:r>
+        <w:t>Чтобы поисковые системы получали актуальный список индексируемых страниц без старых и ошибочных URL.</w:t>
       </w:r>
     </w:p>
     <w:p>
       <w:pPr>
-        <w:pStyle w:val="Heading1"/>
+        <w:spacing w:before="160" w:after="40"/>
       </w:pPr>
       <w:r>
-        <w:t>ТЗ на доработку</w:t>
-      </w:r>
-    </w:p>
-    <w:tbl>
-      <w:tblPr>
-        <w:tblStyle w:val="TableGrid"/>
-        <w:tblW w:type="dxa" w:w="9360"/>
-        <w:jc w:val="left"/>
-        <w:tblLook w:firstColumn="1" w:firstRow="1" w:lastColumn="0" w:lastRow="0" w:noHBand="0" w:noVBand="1" w:val="04A0"/>
-        <w:tblInd w:type="dxa" w:w="120"/>
-      </w:tblPr>
-      <w:tblGrid>
-        <w:gridCol w:w="900"/>
-        <w:gridCol w:w="2460"/>
-        <w:gridCol w:w="6000"/>
-      </w:tblGrid>
-      <w:tr>
-        <w:tc>
-          <w:tcPr>
-            <w:tcW w:type="dxa" w:w="3120"/>
-            <w:vAlign w:val="top"/>
-            <w:tcMar>
-              <w:top w:w="80" w:type="dxa"/>
-              <w:start w:w="120" w:type="dxa"/>
-              <w:bottom w:w="80" w:type="dxa"/>
-              <w:end w:w="120" w:type="dxa"/>
-            </w:tcMar>
-            <w:shd w:fill="E8EEF5"/>
-          </w:tcPr>
-          <w:p>
-            <w:pPr>
-              <w:spacing w:after="40"/>
-            </w:pPr>
-            <w:r/>
-            <w:r>
-              <w:rPr>
-                <w:b/>
-              </w:rPr>
-              <w:t>Приоритет</w:t>
-            </w:r>
-          </w:p>
-        </w:tc>
-        <w:tc>
-          <w:tcPr>
-            <w:tcW w:type="dxa" w:w="3120"/>
-            <w:vAlign w:val="top"/>
-            <w:tcMar>
-              <w:top w:w="80" w:type="dxa"/>
-              <w:start w:w="120" w:type="dxa"/>
-              <w:bottom w:w="80" w:type="dxa"/>
-              <w:end w:w="120" w:type="dxa"/>
-            </w:tcMar>
-            <w:shd w:fill="E8EEF5"/>
-          </w:tcPr>
-          <w:p>
-            <w:pPr>
-              <w:spacing w:after="40"/>
-            </w:pPr>
-            <w:r/>
-            <w:r>
-              <w:rPr>
-                <w:b/>
-              </w:rPr>
-              <w:t>Задача</w:t>
-            </w:r>
-          </w:p>
-        </w:tc>
-        <w:tc>
-          <w:tcPr>
-            <w:tcW w:type="dxa" w:w="3120"/>
-            <w:vAlign w:val="top"/>
-            <w:tcMar>
-              <w:top w:w="80" w:type="dxa"/>
-              <w:start w:w="120" w:type="dxa"/>
-              <w:bottom w:w="80" w:type="dxa"/>
-              <w:end w:w="120" w:type="dxa"/>
-            </w:tcMar>
-            <w:shd w:fill="E8EEF5"/>
-          </w:tcPr>
-          <w:p>
-            <w:pPr>
-              <w:spacing w:after="40"/>
-            </w:pPr>
-            <w:r/>
-            <w:r>
-              <w:rPr>
-                <w:b/>
-              </w:rPr>
-              <w:t>Что сделать</w:t>
-            </w:r>
-          </w:p>
-        </w:tc>
-      </w:tr>
-      <w:tr>
-        <w:tc>
-          <w:tcPr>
-            <w:tcW w:type="dxa" w:w="900"/>
-            <w:vAlign w:val="top"/>
-            <w:tcMar>
-              <w:top w:w="80" w:type="dxa"/>
-              <w:start w:w="120" w:type="dxa"/>
-              <w:bottom w:w="80" w:type="dxa"/>
-              <w:end w:w="120" w:type="dxa"/>
-            </w:tcMar>
-          </w:tcPr>
-          <w:p>
-            <w:pPr>
-              <w:spacing w:after="40"/>
-            </w:pPr>
-            <w:r/>
-            <w:r>
-              <w:rPr>
-                <w:b w:val="0"/>
-              </w:rPr>
-              <w:t>P1</w:t>
-            </w:r>
-          </w:p>
-        </w:tc>
-        <w:tc>
-          <w:tcPr>
-            <w:tcW w:type="dxa" w:w="2460"/>
-            <w:vAlign w:val="top"/>
-            <w:tcMar>
-              <w:top w:w="80" w:type="dxa"/>
-              <w:start w:w="120" w:type="dxa"/>
-              <w:bottom w:w="80" w:type="dxa"/>
-              <w:end w:w="120" w:type="dxa"/>
-            </w:tcMar>
-          </w:tcPr>
-          <w:p>
-            <w:pPr>
-              <w:spacing w:after="40"/>
-            </w:pPr>
-            <w:r/>
-            <w:r>
-              <w:rPr>
-                <w:b w:val="0"/>
-              </w:rPr>
-              <w:t>Склеить слэш/без слэша</w:t>
-            </w:r>
-          </w:p>
-        </w:tc>
-        <w:tc>
-          <w:tcPr>
-            <w:tcW w:type="dxa" w:w="6000"/>
-            <w:vAlign w:val="top"/>
-            <w:tcMar>
-              <w:top w:w="80" w:type="dxa"/>
-              <w:start w:w="120" w:type="dxa"/>
-              <w:bottom w:w="80" w:type="dxa"/>
-              <w:end w:w="120" w:type="dxa"/>
-            </w:tcMar>
-          </w:tcPr>
-          <w:p>
-            <w:pPr>
-              <w:spacing w:after="40"/>
-            </w:pPr>
-            <w:r/>
-            <w:r>
-              <w:rPr>
-                <w:b w:val="0"/>
-              </w:rPr>
-              <w:t>Выбрать формат из sitemap и настроить 301 для /catalog, /catalog/vitalgar, /products/39 и аналогичных URL.</w:t>
-            </w:r>
-          </w:p>
-        </w:tc>
-      </w:tr>
-      <w:tr>
-        <w:tc>
-          <w:tcPr>
-            <w:tcW w:type="dxa" w:w="900"/>
-            <w:vAlign w:val="top"/>
-            <w:tcMar>
-              <w:top w:w="80" w:type="dxa"/>
-              <w:start w:w="120" w:type="dxa"/>
-              <w:bottom w:w="80" w:type="dxa"/>
-              <w:end w:w="120" w:type="dxa"/>
-            </w:tcMar>
-          </w:tcPr>
-          <w:p>
-            <w:pPr>
-              <w:spacing w:after="40"/>
-            </w:pPr>
-            <w:r/>
-            <w:r>
-              <w:rPr>
-                <w:b w:val="0"/>
-              </w:rPr>
-              <w:t>P1</w:t>
-            </w:r>
-          </w:p>
-        </w:tc>
-        <w:tc>
-          <w:tcPr>
-            <w:tcW w:type="dxa" w:w="2460"/>
-            <w:vAlign w:val="top"/>
-            <w:tcMar>
-              <w:top w:w="80" w:type="dxa"/>
-              <w:start w:w="120" w:type="dxa"/>
-              <w:bottom w:w="80" w:type="dxa"/>
-              <w:end w:w="120" w:type="dxa"/>
-            </w:tcMar>
-          </w:tcPr>
-          <w:p>
-            <w:pPr>
-              <w:spacing w:after="40"/>
-            </w:pPr>
-            <w:r/>
-            <w:r>
-              <w:rPr>
-                <w:b w:val="0"/>
-              </w:rPr>
-              <w:t>Добавить canonical</w:t>
-            </w:r>
-          </w:p>
-        </w:tc>
-        <w:tc>
-          <w:tcPr>
-            <w:tcW w:type="dxa" w:w="6000"/>
-            <w:vAlign w:val="top"/>
-            <w:tcMar>
-              <w:top w:w="80" w:type="dxa"/>
-              <w:start w:w="120" w:type="dxa"/>
-              <w:bottom w:w="80" w:type="dxa"/>
-              <w:end w:w="120" w:type="dxa"/>
-            </w:tcMar>
-          </w:tcPr>
-          <w:p>
-            <w:pPr>
-              <w:spacing w:after="40"/>
-            </w:pPr>
-            <w:r/>
-            <w:r>
-              <w:rPr>
-                <w:b w:val="0"/>
-              </w:rPr>
-              <w:t>В шаблоне главной, каталога и product-разделов вывести canonical на чистый URL.</w:t>
-            </w:r>
-          </w:p>
-        </w:tc>
-      </w:tr>
-      <w:tr>
-        <w:tc>
-          <w:tcPr>
-            <w:tcW w:type="dxa" w:w="900"/>
-            <w:vAlign w:val="top"/>
-            <w:tcMar>
-              <w:top w:w="80" w:type="dxa"/>
-              <w:start w:w="120" w:type="dxa"/>
-              <w:bottom w:w="80" w:type="dxa"/>
-              <w:end w:w="120" w:type="dxa"/>
-            </w:tcMar>
-          </w:tcPr>
-          <w:p>
-            <w:pPr>
-              <w:spacing w:after="40"/>
-            </w:pPr>
-            <w:r/>
-            <w:r>
-              <w:rPr>
-                <w:b w:val="0"/>
-              </w:rPr>
-              <w:t>P2</w:t>
-            </w:r>
-          </w:p>
-        </w:tc>
-        <w:tc>
-          <w:tcPr>
-            <w:tcW w:type="dxa" w:w="2460"/>
-            <w:vAlign w:val="top"/>
-            <w:tcMar>
-              <w:top w:w="80" w:type="dxa"/>
-              <w:start w:w="120" w:type="dxa"/>
-              <w:bottom w:w="80" w:type="dxa"/>
-              <w:end w:w="120" w:type="dxa"/>
-            </w:tcMar>
-          </w:tcPr>
-          <w:p>
-            <w:pPr>
-              <w:spacing w:after="40"/>
-            </w:pPr>
-            <w:r/>
-            <w:r>
-              <w:rPr>
-                <w:b w:val="0"/>
-              </w:rPr>
-              <w:t>Уникализировать product SEO</w:t>
-            </w:r>
-          </w:p>
-        </w:tc>
-        <w:tc>
-          <w:tcPr>
-            <w:tcW w:type="dxa" w:w="6000"/>
-            <w:vAlign w:val="top"/>
-            <w:tcMar>
-              <w:top w:w="80" w:type="dxa"/>
-              <w:start w:w="120" w:type="dxa"/>
-              <w:bottom w:w="80" w:type="dxa"/>
-              <w:end w:w="120" w:type="dxa"/>
-            </w:tcMar>
-          </w:tcPr>
-          <w:p>
-            <w:pPr>
-              <w:spacing w:after="40"/>
-            </w:pPr>
-            <w:r/>
-            <w:r>
-              <w:rPr>
-                <w:b w:val="0"/>
-              </w:rPr>
-              <w:t>Для /products/39, /products/30, /products/31 нужны уникальные title и description.</w:t>
-            </w:r>
-          </w:p>
-        </w:tc>
-      </w:tr>
-      <w:tr>
-        <w:tc>
-          <w:tcPr>
-            <w:tcW w:type="dxa" w:w="900"/>
-            <w:vAlign w:val="top"/>
-            <w:tcMar>
-              <w:top w:w="80" w:type="dxa"/>
-              <w:start w:w="120" w:type="dxa"/>
-              <w:bottom w:w="80" w:type="dxa"/>
-              <w:end w:w="120" w:type="dxa"/>
-            </w:tcMar>
-          </w:tcPr>
-          <w:p>
-            <w:pPr>
-              <w:spacing w:after="40"/>
-            </w:pPr>
-            <w:r/>
-            <w:r>
-              <w:rPr>
-                <w:b w:val="0"/>
-              </w:rPr>
-              <w:t>P2</w:t>
-            </w:r>
-          </w:p>
-        </w:tc>
-        <w:tc>
-          <w:tcPr>
-            <w:tcW w:type="dxa" w:w="2460"/>
-            <w:vAlign w:val="top"/>
-            <w:tcMar>
-              <w:top w:w="80" w:type="dxa"/>
-              <w:start w:w="120" w:type="dxa"/>
-              <w:bottom w:w="80" w:type="dxa"/>
-              <w:end w:w="120" w:type="dxa"/>
-            </w:tcMar>
-          </w:tcPr>
-          <w:p>
-            <w:pPr>
-              <w:spacing w:after="40"/>
-            </w:pPr>
-            <w:r/>
-            <w:r>
-              <w:rPr>
-                <w:b w:val="0"/>
-              </w:rPr>
-              <w:t>Оставить один H1</w:t>
-            </w:r>
-          </w:p>
-        </w:tc>
-        <w:tc>
-          <w:tcPr>
-            <w:tcW w:type="dxa" w:w="6000"/>
-            <w:vAlign w:val="top"/>
-            <w:tcMar>
-              <w:top w:w="80" w:type="dxa"/>
-              <w:start w:w="120" w:type="dxa"/>
-              <w:bottom w:w="80" w:type="dxa"/>
-              <w:end w:w="120" w:type="dxa"/>
-            </w:tcMar>
-          </w:tcPr>
-          <w:p>
-            <w:pPr>
-              <w:spacing w:after="40"/>
-            </w:pPr>
-            <w:r/>
-            <w:r>
-              <w:rPr>
-                <w:b w:val="0"/>
-              </w:rPr>
-              <w:t>В шаблоне product-раздела второй H1 заменить на H2/H3 или заголовок блока.</w:t>
-            </w:r>
-          </w:p>
-        </w:tc>
-      </w:tr>
-    </w:tbl>
-    <w:p>
-      <w:pPr>
-        <w:pStyle w:val="Heading1"/>
-      </w:pPr>
-      <w:r>
-        <w:t>Приемка после доработки</w:t>
+        <w:rPr>
+          <w:b/>
+          <w:sz w:val="22"/>
+        </w:rPr>
+        <w:t>P1. Добавить canonical</w:t>
       </w:r>
     </w:p>
     <w:p>
       <w:pPr>
-        <w:pStyle w:val="ListBullet"/>
+        <w:spacing w:after="40"/>
+        <w:ind w:left="360"/>
       </w:pPr>
       <w:r>
-        <w:t>После правок проверить ответы URL через curl или аналогичный инструмент.</w:t>
+        <w:rPr>
+          <w:b/>
+        </w:rPr>
+        <w:t xml:space="preserve">Что сделать: </w:t>
+      </w:r>
+      <w:r>
+        <w:t>В шаблоне главной, каталога и product-разделов вывести canonical на чистый URL.</w:t>
       </w:r>
     </w:p>
     <w:p>
       <w:pPr>
-        <w:pStyle w:val="ListBullet"/>
+        <w:spacing w:after="120"/>
+        <w:ind w:left="360"/>
       </w:pPr>
       <w:r>
-        <w:t>Проверить наличие canonical в HTML целевых страниц.</w:t>
+        <w:rPr>
+          <w:b/>
+        </w:rPr>
+        <w:t xml:space="preserve">Зачем: </w:t>
+      </w:r>
+      <w:r>
+        <w:t>Чтобы Яндекс и Google понимали основной URL страницы и не выбирали дубль самостоятельно.</w:t>
       </w:r>
     </w:p>
     <w:p>
       <w:pPr>
-        <w:pStyle w:val="ListBullet"/>
+        <w:spacing w:before="160" w:after="40"/>
       </w:pPr>
       <w:r>
-        <w:t>Проверить sitemap.xml и robots.txt после изменений.</w:t>
+        <w:rPr>
+          <w:b/>
+          <w:sz w:val="22"/>
+        </w:rPr>
+        <w:t>P2. Уникализировать product SEO</w:t>
       </w:r>
     </w:p>
     <w:p>
       <w:pPr>
-        <w:pStyle w:val="ListBullet"/>
+        <w:spacing w:after="40"/>
+        <w:ind w:left="360"/>
       </w:pPr>
       <w:r>
-        <w:t>После выдачи доступа зайти в Яндекс.Вебмастер и отправить важные страницы на переобход.</w:t>
+        <w:rPr>
+          <w:b/>
+        </w:rPr>
+        <w:t xml:space="preserve">Что сделать: </w:t>
+      </w:r>
+      <w:r>
+        <w:t>Для /products/39, /products/30, /products/31 нужны уникальные title и description.</w:t>
+      </w:r>
+    </w:p>
+    <w:p>
+      <w:pPr>
+        <w:spacing w:after="120"/>
+        <w:ind w:left="360"/>
+      </w:pPr>
+      <w:r>
+        <w:rPr>
+          <w:b/>
+        </w:rPr>
+        <w:t xml:space="preserve">Зачем: </w:t>
+      </w:r>
+      <w:r>
+        <w:t>Чтобы страницы продуктов не конкурировали между собой одинаковыми title и description.</w:t>
+      </w:r>
+    </w:p>
+    <w:p>
+      <w:pPr>
+        <w:spacing w:before="160" w:after="40"/>
+      </w:pPr>
+      <w:r>
+        <w:rPr>
+          <w:b/>
+          <w:sz w:val="22"/>
+        </w:rPr>
+        <w:t>P2. Оставить один H1</w:t>
+      </w:r>
+    </w:p>
+    <w:p>
+      <w:pPr>
+        <w:spacing w:after="40"/>
+        <w:ind w:left="360"/>
+      </w:pPr>
+      <w:r>
+        <w:rPr>
+          <w:b/>
+        </w:rPr>
+        <w:t xml:space="preserve">Что сделать: </w:t>
+      </w:r>
+      <w:r>
+        <w:t>В шаблоне product-раздела второй H1 заменить на H2/H3 или заголовок блока.</w:t>
+      </w:r>
+    </w:p>
+    <w:p>
+      <w:pPr>
+        <w:spacing w:after="120"/>
+        <w:ind w:left="360"/>
+      </w:pPr>
+      <w:r>
+        <w:rPr>
+          <w:b/>
+        </w:rPr>
+        <w:t xml:space="preserve">Зачем: </w:t>
+      </w:r>
+      <w:r>
+        <w:t>Чтобы на странице был один главный заголовок и понятная структура документа.</w:t>
       </w:r>
     </w:p>
     <w:sectPr>

--- a/reports-docx/SEO ТЗ - Витали.docx
+++ b/reports-docx/SEO ТЗ - Витали.docx
@@ -14,26 +14,6 @@
           <w:sz w:val="40"/>
         </w:rPr>
         <w:t>SEO ТЗ: Витали</w:t>
-      </w:r>
-    </w:p>
-    <w:p>
-      <w:r>
-        <w:rPr>
-          <w:b/>
-        </w:rPr>
-        <w:t xml:space="preserve">Сайт: </w:t>
-      </w:r>
-      <w:r>
-        <w:t>https://vitalikostroma.ru/</w:t>
-      </w:r>
-      <w:r>
-        <w:rPr>
-          <w:b/>
-        </w:rPr>
-        <w:t xml:space="preserve"> | Дата: </w:t>
-      </w:r>
-      <w:r>
-        <w:t>22.06.2026</w:t>
       </w:r>
     </w:p>
     <w:p>
@@ -93,7 +73,7 @@
           <w:b/>
           <w:sz w:val="22"/>
         </w:rPr>
-        <w:t>P1. Склеить слэш/без слэша</w:t>
+        <w:t>1. Склеить слэш/без слэша</w:t>
       </w:r>
     </w:p>
     <w:p>
@@ -135,7 +115,7 @@
           <w:b/>
           <w:sz w:val="22"/>
         </w:rPr>
-        <w:t>P1. Добавить canonical</w:t>
+        <w:t>2. Добавить canonical</w:t>
       </w:r>
     </w:p>
     <w:p>
@@ -177,7 +157,7 @@
           <w:b/>
           <w:sz w:val="22"/>
         </w:rPr>
-        <w:t>P2. Уникализировать product SEO</w:t>
+        <w:t>3. Уникализировать product SEO</w:t>
       </w:r>
     </w:p>
     <w:p>
@@ -219,7 +199,7 @@
           <w:b/>
           <w:sz w:val="22"/>
         </w:rPr>
-        <w:t>P2. Оставить один H1</w:t>
+        <w:t>4. Оставить один H1</w:t>
       </w:r>
     </w:p>
     <w:p>
@@ -253,7 +233,6 @@
       </w:r>
     </w:p>
     <w:sectPr>
-      <w:footerReference w:type="default" r:id="rId9"/>
       <w:pgSz w:w="12240" w:h="15840"/>
       <w:pgMar w:top="1440" w:right="1440" w:bottom="1440" w:left="1440" w:header="708" w:footer="708" w:gutter="0"/>
       <w:cols w:space="720"/>
@@ -261,24 +240,6 @@
     </w:sectPr>
   </w:body>
 </w:document>
-</file>
-
-<file path=word/footer1.xml><?xml version="1.0" encoding="utf-8"?>
-<w:ftr xmlns:m="http://schemas.openxmlformats.org/officeDocument/2006/math" xmlns:mc="http://schemas.openxmlformats.org/markup-compatibility/2006" xmlns:mo="http://schemas.microsoft.com/office/mac/office/2008/main" xmlns:mv="urn:schemas-microsoft-com:mac:vml" xmlns:o="urn:schemas-microsoft-com:office:office" xmlns:r="http://schemas.openxmlformats.org/officeDocument/2006/relationships" xmlns:v="urn:schemas-microsoft-com:vml" xmlns:w10="urn:schemas-microsoft-com:office:word" xmlns:w14="http://schemas.microsoft.com/office/word/2010/wordml" xmlns:w="http://schemas.openxmlformats.org/wordprocessingml/2006/main" xmlns:wne="http://schemas.microsoft.com/office/word/2006/wordml" xmlns:wp14="http://schemas.microsoft.com/office/word/2010/wordprocessingDrawing" xmlns:wp="http://schemas.openxmlformats.org/drawingml/2006/wordprocessingDrawing" xmlns:wpc="http://schemas.microsoft.com/office/word/2010/wordprocessingCanvas" xmlns:wpg="http://schemas.microsoft.com/office/word/2010/wordprocessingGroup" xmlns:wpi="http://schemas.microsoft.com/office/word/2010/wordprocessingInk" xmlns:wps="http://schemas.microsoft.com/office/word/2010/wordprocessingShape" mc:Ignorable="w14 wp14">
-  <w:p>
-    <w:pPr>
-      <w:pStyle w:val="Footer"/>
-      <w:jc w:val="right"/>
-    </w:pPr>
-    <w:r>
-      <w:rPr>
-        <w:color w:val="5A5A5A"/>
-        <w:sz w:val="18"/>
-      </w:rPr>
-      <w:t>SEO ТЗ, 22.06.2026</w:t>
-    </w:r>
-  </w:p>
-</w:ftr>
 </file>
 
 <file path=word/numbering.xml><?xml version="1.0" encoding="utf-8"?>
